--- a/demo/testset/zh_papers/zhaoyangyang_tod/manuscript_injected.docx
+++ b/demo/testset/zh_papers/zhaoyangyang_tod/manuscript_injected.docx
@@ -22,9 +22,6 @@
       <w:r>
         <w:t>摘 要 人机对话技术作为人工智能领域的重要研究内容,它是人与机器的一种新型交互方式,受到学术界和工业界的广泛关注.近些年来,得益于深度学习技术在自然语言领域的突破性进展,人机对话技术取得了突飞猛进的发展.将深度学习融入人机对话系统技术中,不但使得端到端的方法成为可能,而且提取出的特征向量非常有效,几乎完全取代了人工特征.本文首先回顾了人机对话系统的发展历程,介绍了人机对话系统的两种类型,任务型对话系统和非任务型对话系统.其次,本文从理论模型、研究进展、可用性及存在的问题与挑战等角度深度剖析了任务型对话系统的两种方法,即管道方法和端到端方法.重点分析深度学习技术和强化学习技术中具有代表性的前沿算法,并与传统方法进行对比.最后,对任务型人机对话系统目前的评估方法和存在的问题进行总结,并展望了任务型对话系统的未来研究方向.</w:t>
       </w:r>
-      <w:r>
-        <w:t>此外,上述工作在数据集构建、模型结构、训练策略以及评测协议等方面均存在明显差异,系统对比可参见文献[46,68,129,185,196,225].</w:t>
-      </w:r>
     </w:p>
     <w:p>
       <w:r>
@@ -63,22 +60,22 @@
       <w:r>
         <w:t>[3].对话系统的迅猛发展也引起工业界的广泛关注,以微软小冰为代表的聊天机器人使得人机对话技术更具实用价值和商业价值,但仍在自然性、逻辑性和流畅性等方面和人类有一定的差距.在任务型对话系统领域,苹果Siri、亚马逊Echo、微软敦煌小冰等开始步入应用阶段,帮助用户便捷处理复杂任务,减轻了人工负担.但是,这些系统的实现离不开大量手工定制规则模板,工程量巨大,缺乏通用性和可移植性,技术方法有待进一步探索.目前,任务型对话系统逐渐应用在各行各业,使得“人机”交互方式不再是简单的输入设备和触摸屏,而是具有个性化的自然语言交互.随着人机对话的迅猛发展,涌现出许多从不同角度描述人机对话系统的相关研究综述.文献[3]从认知技术角度概述任务型人机对话,文献[4]重点阐述了对话生成模块中的众多深度学习模型,其对话生成的方法没有区分对话系统类型,既有适用于任务型对话系统的方法,又有适用于聊天机器人的方法.随着深度学习逐渐融入到人机对话系统技术中,京东数据科学团队编写了一个非常全面的对话系统</w:t>
       </w:r>
+    </w:p>
+    <w:p>
+      <w:r>
+        <w:t>[5],从任务型对话系统和非任务型对话系统分综述别概述其主要的深度学习模型,内容涉及比较全面.但只列举了主要方法,较少进行横向比较,并且未覆盖注意力机制、预训练神经网络、端到端方法、多任务学习和迁移学习等研究热点,不足以让参考文章的研究人员了解掌握最新研究进展.深度学习、强化学习和知识图谱等技术的不断进步极大地促进了对话系统的出现和发展,新的技术不断涌现,急需对新的技术和热点进行归纳和梳理的综述文献.本文对任务型对话系统进行了更全面地调研,将最新的研究进展和热点进行归纳和梳理,希望对对话系统的进一步研究具有指导意义,具有以下贡献:(1)按类型对对话系统进行了划分和对比,帮助读者清晰理解和区分任务型对话系统和非任务型对话系统.然后从理论模型、研究进展、可用性及存在的问题与挑战等角度深度剖析了任务型对话系统的两种方法,重点分析深度学习技术和强化学习技术中具有代表性的前沿算法,并与传统方法进行对比.同时,对每一部分进行归纳总结.对于对话策略部分,不但列举了当前较新的代表性方法,还对其在具有挑战的场景进行重点分析,并针对每一个场景对当前已有的方法进行了详细剖析.(2)系统地归纳了任务型对话系统的评估方法,包括现有的标准测试集等,有助于读者更广泛地了解任务型对话系统的性能评估标准.(3)从低资源启动、域适应能力和引入领域知识和常识三个方面,分析和讨论了未来的研究方向.本文希望通过揭示任务型对话系统的近期的进展和热点,帮助研究人员选择任务型对话系统的未来方向.第2节描述对话系统的类型划分;第3节综述现有的任务型对话系统方法,并对现有的方法进行分析对比,最后对现有方法的问题与挑战进行概括;第4节总结任务型对话系统的评估方法;第5节讨论任务型对话系统的未来研究方向;最后给出总结与展望.</w:t>
+      </w:r>
+    </w:p>
+    <w:p>
+      <w:r>
+        <w:t>2 对话系统类型根据不同的应用场景将对话系统分为两种类型:任务型对话系统(task-oriented dialogue systems)和非任务型对话系统(non-task-oriented dialogue systems),非任务型对话系统又称闲聊机器人(chat bots),其对比情况如表1.表[1] 任务型对话系统和非任务型对话系统对比表任务型对话系统非任务型对话系统目的完成任务或动作闲聊特定域(垂直域)领域开放域对话轮数评估越少越好越多越好娱乐、情感陪护、应用场景虚拟个人助理营销沟通典型系统Siri、Cortana、敦煌小冰、度秘小冰任务型对话系统面向垂直领域,目的是使用尽可能少的对话轮数帮助用户完成预定任务或动作,例如预定机票、酒店和餐馆等.大多数任务型对话系统对话数据规模较小,难以通过大量数据进行模型训练,前期需用手工制定的规则解决冷启动问题,这使得对话系统的构建变得昂贵和耗时,限制了对话系统在其他领域的使用.非任务型对话系统面向开放领域,要求其回复具有一致性、多样化和个性化.由于话题自由,因此对系统的知识要求极高.实际的非任务型对话系统容易产生“安全回复”问题,如“我不知道”,“我也是”,“好的”等,使得聊天机器人的大多数答案趋近相同.同时,聊天是一个连续交互的过程,句子的语义需要结合对话上下文才能确定.但目前非任务型对话系统的语料大多是从社交网络爬虫所得,缺乏多轮对话相关的上下文语料,导致非任务型对话系统难以保持上下文信息的一致性.因此,非任务型对话系统离实际应用尚有差距.</w:t>
+      </w:r>
       <w:r>
         <w:t>近期工作也探索了该方向的可扩展性,例如基于结构化约束的建模方法[241]被证明能够显著提升跨领域场景下的鲁棒性.</w:t>
       </w:r>
     </w:p>
     <w:p>
       <w:r>
-        <w:t>[5],从任务型对话系统和非任务型对话系统分综述别概述其主要的深度学习模型,内容涉及比较全面.但只列举了主要方法,较少进行横向比较,并且未覆盖注意力机制、预训练神经网络、端到端方法、多任务学习和迁移学习等研究热点,不足以让参考文章的研究人员了解掌握最新研究进展.深度学习、强化学习和知识图谱等技术的不断进步极大地促进了对话系统的出现和发展,新的技术不断涌现,急需对新的技术和热点进行归纳和梳理的综述文献.本文对任务型对话系统进行了更全面地调研,将最新的研究进展和热点进行归纳和梳理,希望对对话系统的进一步研究具有指导意义,具有以下贡献:(1)按类型对对话系统进行了划分和对比,帮助读者清晰理解和区分任务型对话系统和非任务型对话系统.然后从理论模型、研究进展、可用性及存在的问题与挑战等角度深度剖析了任务型对话系统的两种方法,重点分析深度学习技术和强化学习技术中具有代表性的前沿算法,并与传统方法进行对比.同时,对每一部分进行归纳总结.对于对话策略部分,不但列举了当前较新的代表性方法,还对其在具有挑战的场景进行重点分析,并针对每一个场景对当前已有的方法进行了详细剖析.(2)系统地归纳了任务型对话系统的评估方法,包括现有的标准测试集等,有助于读者更广泛地了解任务型对话系统的性能评估标准.(3)从低资源启动、域适应能力和引入领域知识和常识三个方面,分析和讨论了未来的研究方向.本文希望通过揭示任务型对话系统的近期的进展和热点,帮助研究人员选择任务型对话系统的未来方向.第2节描述对话系统的类型划分;第3节综述现有的任务型对话系统方法,并对现有的方法进行分析对比,最后对现有方法的问题与挑战进行概括;第4节总结任务型对话系统的评估方法;第5节讨论任务型对话系统的未来研究方向;最后给出总结与展望.</w:t>
-      </w:r>
-    </w:p>
-    <w:p>
-      <w:r>
-        <w:t>2 对话系统类型根据不同的应用场景将对话系统分为两种类型:任务型对话系统(task-oriented dialogue systems)和非任务型对话系统(non-task-oriented dialogue systems),非任务型对话系统又称闲聊机器人(chat bots),其对比情况如表1.表[1] 任务型对话系统和非任务型对话系统对比表任务型对话系统非任务型对话系统目的完成任务或动作闲聊特定域(垂直域)领域开放域对话轮数评估越少越好越多越好娱乐、情感陪护、应用场景虚拟个人助理营销沟通典型系统Siri、Cortana、敦煌小冰、度秘小冰任务型对话系统面向垂直领域,目的是使用尽可能少的对话轮数帮助用户完成预定任务或动作,例如预定机票、酒店和餐馆等.大多数任务型对话系统对话数据规模较小,难以通过大量数据进行模型训练,前期需用手工制定的规则解决冷启动问题,这使得对话系统的构建变得昂贵和耗时,限制了对话系统在其他领域的使用.非任务型对话系统面向开放领域,要求其回复具有一致性、多样化和个性化.由于话题自由,因此对系统的知识要求极高.实际的非任务型对话系统容易产生“安全回复”问题,如“我不知道”,“我也是”,“好的”等,使得聊天机器人的大多数答案趋近相同.同时,聊天是一个连续交互的过程,句子的语义需要结合对话上下文才能确定.但目前非任务型对话系统的语料大多是从社交网络爬虫所得,缺乏多轮对话相关的上下文语料,导致非任务型对话系统难以保持上下文信息的一致性.因此,非任务型对话系统离实际应用尚有差距.</w:t>
-      </w:r>
-    </w:p>
-    <w:p>
-      <w:r>
         <w:t>3 任务型对话系统方法任务型对话系统主要的有两种方法:管道方法(Pipeline Method)和端到端方法(End-to-EndMethod).本节将从理论模型、研究进展、可用性及问题与挑战等方面分别介绍这两种方法.</w:t>
       </w:r>
     </w:p>
@@ -89,7 +86,7 @@
     </w:p>
     <w:p>
       <w:r>
-        <w:t>3.1.1 自然语言理解自然语言理解的目的是将用户的输入映射到预先根据不同场景定义的语义槽中,通常包括三个任务:领域检测、意图识别和语义槽填充.自然语言理解应尽可能完整、清晰和准确地将用户输入转化为计算机能够理解的形式.NLU模块的准确性对对话系统的质量有很大影响.表2是用户预订酒店时自然语言理解例子,表3列举了NLU的代表性的方法,并进行对比.表[2] 用户预定酒店时自然语言理解示例用户输入预订一间华工酒店的房间语义槽/数量酒店名//意图检测预订酒店领域识别酒店类领域识别和意图检测都属于一个文本分类任务,它根据当前用户的输入推断出用户的意图和涉及的领域,用户的意图和涉及的领域来自预定义的侯选集.其技术经历了从统计学习到深度学习的转变,最早的传统统计学习模型有:支持向量机(Support Vector Machines,SVM)[6-7]、朴素贝叶斯</w:t>
+        <w:t>3.1.1 自然语言理解自然语言理解的目的是将用户的输入映射到预先根据不同场景定义的语义槽中,通常包括三个任务:领域检测、意图识别和语义槽填充.自然语言理解应尽可能完整、清晰和准确地将用户输入转化为计算机能够理解的形式.NLU模块的准确性对对话系统的质量有很大影响.表2是用户预订酒店时自然语言理解例子,表3列举了NLU的代表性的方法,并进行对比.表[2] 用户预定酒店时自然语言理解示例用户输入预订一间华工酒店的房间语义槽/数量酒店名//意图检测预订酒店领域识别酒店类领域识别和意图检测都属于一个文本分类任务,它根据当前用户的输入推断出用户的意图和涉及的领域,用户的意图和涉及的领域来自预定义的候选集.其技术经历了从统计学习到深度学习的转变,最早的传统统计学习模型有:支持向量机(Support Vector Machines,SVM)[6-7]、朴素贝叶斯</w:t>
       </w:r>
     </w:p>
     <w:p>
@@ -109,7 +106,7 @@
     </w:p>
     <w:p>
       <w:r>
-        <w:t>[14]提出使用SVM解决分维度数据类问题,在面对高维空间和过拟合时,具有较强的稳健性,但是其性能的优劣过于依赖对参数和核函数的选取.深度学习兴起后,多分类的神经网络方法已经取得不俗的成绩,比传统的统计学习模型的准确[15-17].文献[18-22]运用卷积神度更高且效率也更高经网络模型(Convolutional Neural Networks,CNN)将查询向量表示为分类特征,Pooling层解决了可变长度的句子的输入问题,但由于其网络视[23]野受限,不能表达长距离的依赖关系.Zhou等人</w:t>
+        <w:t>[14]提出使用SVM解决分维度数据类问题,在面对高维空间和过拟合时,具有较强的稳健性,但是其性能的优劣过于依赖对参数和核函数的选取.深度学习兴起后,多分类的神经网络方法已经取得不俗的成绩,比传统的统计学习模型的准确[15-17].文献[18-22]运用卷积神度更高且效率也更高经网络模型(Convolutional Neural Networks,CNN)将查询向量表示为分类特征,Pooling层解决了可变长度的句子的输入问题,但由于其网络视[199]野受限,不能表达长距离的依赖关系.Zhou等人</w:t>
       </w:r>
     </w:p>
     <w:p>
@@ -129,7 +126,7 @@
     </w:p>
     <w:p>
       <w:r>
-        <w:t>[29].相比之下,RNN[30-31]制定任务资源,开发成本高模型及其变体,如长短期记忆网络(LongShort-Team表[128] NLU的代表性方法对比任务描述方法名称优点K近邻简单、有效;(KNN)重新训练代价较低支持向量机可以解决高维、非线性问题;(SVM)不容易过拟合文本分类任务卷积神经训练速度快;网络(CNN)局部提取特征能力强结合了单词之间的上下文信息,可以更好的循环卷积神经网络(RCNN)得到文本中的长依赖关系条件随机场可以容纳任意上下文信息;(CRF)特征设计灵活长短期记忆能够捕捉长远的上下文信息;序列标注网络(LSTM)具备神经网络的拟合非线性能力任务双向长短期记结合了LSTM和CRF两者的优势,既可以考忆网络结合条虑上下文,又可以考虑依赖关系信息;件随机场有效利地利用过去和未来的信息(Bi-LSTM+CRF)零次学习模型领域拓展性强;领域拓展(Zero-Shot减少了标注成本;任务Learning)训练时间快基于注意力意图识别和槽填充联合建模,简化了NLU模块;机制的循环在基准ATIS数据集上,单领域训练,意图识别神经网络错误率低(1.79%),槽填充F1分数高(95.98);(Attention-对于输入序列具有区分度Based RNN)联合建模领域检测、意图识别和槽填充联合建模,简化任务具有长短期记NLU模块;在基准ATIS数据集上,多领域训练,意图识别忆网络门的双错误率低(13.4%),槽填充F1分数高(89.4),向循环神经网络(Bi-directional意图识别准确率高(94.6%);RNN-LSTM)领域拓展性强;能够捕捉长远的上下文信息[32-33]、门控制循环单元(Gate Recur-Memory,LSTM)</w:t>
+        <w:t>[29].相比之下,RNN[30-31]制定任务资源,开发成本高模型及其变体,如长短期记忆网络(LongShort-Team表[3] NLU的代表性方法对比任务描述方法名称优点K近邻简单、有效;(KNN)重新训练代价较低支持向量机可以解决高维、非线性问题;(SVM)不容易过拟合文本分类任务卷积神经训练速度快;网络(CNN)局部提取特征能力强结合了单词之间的上下文信息,可以更好的循环卷积神经网络(RCNN)得到文本中的长依赖关系条件随机场可以容纳任意上下文信息;(CRF)特征设计灵活长短期记忆能够捕捉长远的上下文信息;序列标注网络(LSTM)具备神经网络的拟合非线性能力任务双向长短期记结合了LSTM和CRF两者的优势,既可以考忆网络结合条虑上下文,又可以考虑依赖关系信息;件随机场有效利地利用过去和未来的信息(Bi-LSTM+CRF)零次学习模型领域拓展性强;领域拓展(Zero-Shot减少了标注成本;任务Learning)训练时间快基于注意力意图识别和槽填充联合建模,简化了NLU模块;机制的循环在基准ATIS数据集上,单领域训练,意图识别神经网络错误率低(1.79%),槽填充F1分数高(95.98);(Attention-对于输入序列具有区分度Based RNN)联合建模领域检测、意图识别和槽填充联合建模,简化任务具有长短期记NLU模块;在基准ATIS数据集上,多领域训练,意图识别忆网络门的双错误率低(13.4%),槽填充F1分数高(89.4),向循环神经网络(Bi-directional意图识别准确率高(94.6%);RNN-LSTM)领域拓展性强;能够捕捉长远的上下文信息[32-33]、门控制循环单元(Gate Recur-Memory,LSTM)</w:t>
       </w:r>
     </w:p>
     <w:p>
@@ -176,22 +173,22 @@
       <w:r>
         <w:t>[5].课题(2)NLU模块的近期发展趋势1面向更复杂、更接近真实应用场景的数据[52-54].斯坦福大学在原有的SQuAD1.0数据集的集基础上进行扩充,发布了Question Answering Dataset(SQuAD)2.0数据集,加入了“不可回答的问题”,进[55-56].对于评测多轮对一步考验机器阅读理解能力话的阅读理解技术,斯坦福大学提出了Conversa-tional Question Answering(CoQA)数据集,目前,在CoQA上最高F1指标分数的研究成果是由微软发布的SDNet模型(79.3),比之前最先进的模型(65.1)高1.6%,与人类表现(88.8%)相比,还有足够的改进空间.此数据集较SQuSD2.0数据集而言处理更加困难,主要表现在它的标准答案不再是依赖于篇章的某个连续片段,且多轮对话的指代消解</w:t>
       </w:r>
+    </w:p>
+    <w:p>
+      <w:r>
+        <w:t>[57].问题是另一项新挑战2结合上下文进行推断,对特定领域问题融合外部知识和常识解决.目前NLU的研究受益于大规模数据集,而不利用任何现有的知识,还处于语言表层阶段,不能在复杂情况下结合推理进行深入理解.将特定领域完整常识知识编码为键值对(key-value)并整合.在推断之前,将这些知识与上下文表示[58-59].结合,进一步提升自然语言理解的综合准确度利用外部知识图谱,如Freebase和Wikipedia来改[60-62].大多数前期的工作善自然语言理解的准确性都利用语言知识和知识库作为神经网络输入的附加</w:t>
+      </w:r>
+    </w:p>
+    <w:p>
+      <w:r>
+        <w:t>[63]和Chen等特征,然后进行学习.例如,Liu等人</w:t>
+      </w:r>
       <w:r>
         <w:t>近期工作也探索了该方向的可扩展性,例如基于结构化约束的建模方法[240]被证明能够显著提升跨领域场景下的鲁棒性.</w:t>
       </w:r>
     </w:p>
     <w:p>
       <w:r>
-        <w:t>[57].问题是另一项新挑战2结合上下文进行推断,对特定领域问题融合外部知识和常识解决.目前NLU的研究受益于大规模数据集,而不利用任何现有的知识,还处于语言表层阶段,不能在复杂情况下结合推理进行深入理解.将特定领域完整常识知识编码为键值对(key-value)并整合.在推断之前,将这些知识与上下文表示[58-59].结合,进一步提升自然语言理解的综合准确度利用外部知识图谱,如Freebase和Wikipedia来改[60-62].大多数前期的工作善自然语言理解的准确性都利用语言知识和知识库作为神经网络输入的附加</w:t>
-      </w:r>
-    </w:p>
-    <w:p>
-      <w:r>
-        <w:t>[63]和Chen等特征,然后进行学习.例如,Liu等人</w:t>
-      </w:r>
-    </w:p>
-    <w:p>
-      <w:r>
         <w:t>[64]提出了利用语义树中编码的语言知识进行语人言理解的方法,在各个领域实现了更好的语言理解能力,但这类方法容易导致错误传播的问题.Chen</w:t>
       </w:r>
     </w:p>
@@ -212,7 +209,7 @@
     </w:p>
     <w:p>
       <w:r>
-        <w:t>[67]的编码模块作为语言模型,抛采用Transformer弃了RNN和CNN等结构,完全采用注意力机制(Attention)进行输入和输出之间关系的计算.在机器阅读理解顶级水平测试SQuAD1.1的11种不同NLP任务中通过预训练和精调得出最好的结果.最近,百度提出了知识增强的语义表示模型ERNIE(Enhanced Representation from Knowledge Integra-tion),其效果在各类NLP任务上全面超过BERT,例如语言推理、语义相似度、命名实体识别、情感分析和问答匹配等[1].上述模型都消耗资源较多,因此在计算资源充足的情况下,结合预训练模型,可以给下游任务带来一定程度的改善.4多任务学习和迁移学习.大多数NLU任务假设任务不相关,忽略了不同任务之间的联系和差异,将问题拆分为独立的单任务进行学习.多任务学习把多个相关的任务放在一起学习,通过共享因素或共享表示将多个任务联系在一起.例如使用神经网络实现权重共享,对多个任务同时进行训练</w:t>
+        <w:t>[67]的编码模块作为语言模型,抛采用Transformer弃了RNN和CNN等结构,完全采用注意力机制(Attention)进行输入和输出之间关系的计算.在机器阅读理解顶级水平测试SQuAD1.1的11种不同NLP任务中通过预训练和精调得出最好的结果.最近,百度提出了知识增强的语义表示模型ERNIE(Enhanced Representation from Knowledge Integra-tion),其效果在各类NLP任务上全面超过BERT,例如语言推理、语义相似度、命名实体识别、情感分析和问答匹配等[66].上述模型都消耗资源较多,因此在计算资源充足的情况下,结合预训练模型,可以给下游任务带来一定程度的改善.4多任务学习和迁移学习.大多数NLU任务假设任务不相关,忽略了不同任务之间的联系和差异,将问题拆分为独立的单任务进行学习.多任务学习把多个相关的任务放在一起学习,通过共享因素或共享表示将多个任务联系在一起.例如使用神经网络实现权重共享,对多个任务同时进行训练</w:t>
       </w:r>
     </w:p>
     <w:p>
@@ -492,7 +489,7 @@
     </w:p>
     <w:p>
       <w:r>
-        <w:t>[134]提出了一个与领域无关的摘要方法,Wang等人空间,允许一个域上训练的策略被转移到其他域.但这些方法仅适用于具有清晰的结构,大部分构件能重复使用、支持二次开发的对话系统,对于结构模糊、领域性强的对话系统则不适用.2多轮对话的容错性.由于语言识别或语言理解的错误导致DM模块做出不好甚至错误的决策[41]是影响DM模块性能的一项重要因素.POMDP等统计模型目前已被实验证明了能比基于人工规则</w:t>
+        <w:t>[134]提出了一个与领域无关的摘要方法,Wang等人空间,允许一个域上训练的策略被转移到其他域.但这些方法仅适用于具有清晰的结构,大部分构件能重复使用、支持二次开发的对话系统,对于结构模糊、领域性强的对话系统则不适用.2多轮对话的容错性.由于语言识别或语言理解的错误导致DM模块做出不好甚至错误的决策[135]是影响DM模块性能的一项重要因素.POMDP等统计模型目前已被实验证明了能比基于人工规则</w:t>
       </w:r>
     </w:p>
     <w:p>
@@ -649,6 +646,9 @@
       <w:r>
         <w:t>[193]、Ghazvininejad等人</w:t>
       </w:r>
+      <w:r>
+        <w:t>此外,上述工作在数据集构建、模型结构、训练策略以及评测协议等方面均存在明显差异,系统对比可参见文献[2,72,151,195,208,223].</w:t>
+      </w:r>
     </w:p>
     <w:p>
       <w:r>
@@ -837,7 +837,7 @@
     </w:p>
     <w:p>
       <w:r>
-        <w:t>[36]和单例学习是迁移学习的特例,也被经零次学习常用于多领域之间的快速迁移任务.两者的主要区别为标记样本的数量,零次学习为没有标记样本而单例学习为只有一个标记样本.对于快速出现的新领域,迁移学习能够快速迁移和应用,体现时效性的优势,但知识的迁移只有在“适当”的情况下才有可能,而“适当”的概念很难被量化需要经验来帮助确定,因此,迁移学习并不是适用于所有新领域的问题.多任务学习通过挖掘不同任务之间的联系和区别,共享源任务和目标任务之间的相同参数或两者之间的共有数据特征来使得目标任务可以从不同的源任务中学习到相关的知识.虽然多任务学习通过学习不同任务之间的联系和差异来提高每个任务的学习效率和质量,但是其效果受到任务差异和数据分布带来影响,同时模型增加了参数量所以需要更大的数据量来训练模型,并且模型更复杂不利于在真实环境中实际部署使用.(3)领域知识和常识的引入随着互联网技术的不断发展,人们对人机交互的期望越来越高,在深度学习框架中融合语言理解和推理能力已经成为任务型对话系统乃至自然语言处理的一个重要研究课题.在深度学习框架中融合语言理解能力和推理能力的重要方法是引入领域知识和常识,因为真实人与人之间的交互需要相关领域的知识储备,仅仅依靠对话文本包含的信息无法准确地理解用户输入和恰当地回复用户.而在实际对话中,还需要对信息进行推理并回答,常识知识的引入可以使得对话系统对于用户的话语更深入的理解,从而更贴近真实人类和谐、自然的交互方式.其中,领域知识主要包括维基百科和知识图谱两大类,知识图谱辅以维基百科知识有可能解决很多复杂的实际问题.现实世界中的大量的问题可以抽象成图模型,即节点和连边的集合,例如知识图谱可以将多源异构的数据汇聚到一起,并与多个传统人工智能领域进行融合解决真实问题.关于知识图谱的分析、推理研究,难免要与图数据的挖掘相结合,并借鉴相关的图神经网络的算法模型.虽然高质量的知识图谱对于上层应用具有很大提升效果,但高质量的知识图谱构建需要具有完备的知识、准确的知识表示、常识知识的支撑等,这就使得知识的获取、实体边界的识别、知识的形式化表示、知识的融合和知识的应用等技术面临巨大的挑战.同时,知识图谱还应该不断产生新的知识反哺知识库,这种动态的知识图谱的构建也是知识图谱的一项重要挑战.高效地融合领域知识不但要克服上述的挑战,而且还要一整套知识工程的方法,因此如何引入领域知识和构建高质量的知识图谱是未来对话系统的一项关键技术挑战.基于领域知识的对话系统比较常见,然而常识知识的收集是一个严峻的挑战.因为常识知识通常没有明确存储在现在的知识库中.目前已经研发了一些新的数据集和图谱来促进常识推理的研究,例如Winograd</w:t>
+        <w:t>[36]和单例学习是迁移学习的特例,也被经零次学习常用于多领域之间的快速迁移任务.两者的主要区别为标记样本的数量,零次学习为没有标记样本而单例学习为只有一个标记样本.对于快速出现的新领域,迁移学习能够快速迁移和应用,体现时效性的优势,但知识的迁移只有在“适当”的情况下才有可能,而“适当”的概念很难被量化需要经验来帮助确定,因此,迁移学习并不是适用于所有新领域的问题.多任务学习通过挖掘不同任务之间的联系和区别,共享源任务和目标任务之间的相同参数或两者之间的共有数据特征来使得目标任务可以从不同的源任务中学习到相关的知识.虽然多任务学习通过学习不同任务之间的联系和差异来提高每个任务的学习效率和质量,但是其效果受到任务差异和数据分布带来影响,同时模型增加了参数量所以需要更大的数据量来训练模型,并且模型更复杂不利于在真实环境中实际布署使用.(3)领域知识和常识的引入随着互联网技术的不断发展,人们对人机交互的期望越来越高,在深度学习框架中融合语言理解和推理能力已经成为任务型对话系统乃至自然语言处理的一个重要研究课题.在深度学习框架中融合语言理解能力和推理能力的重要方法是引入领域知识和常识,因为真实人与人之间的交互需要相关领域的知识储备,仅仅依靠对话文本包含的信息无法准确地理解用户输入和恰当地回复用户.而在实际对话中,还需要对信息进行推理并回答,常识知识的引入可以使得对话系统对于用户的话语更深入的理解,从而更贴近真实人类和谐、自然的交互方式.其中,领域知识主要包括维基百科和知识图谱两大类,知识图谱辅以维基百科知识有可能解决很多复杂的实际问题.现实世界中的大量的问题可以抽象成图模型,即节点和连边的集合,例如知识图谱可以将多源异构的数据汇聚到一起,并与多个传统人工智能领域进行融合解决真实问题.关于知识图谱的分析、推理研究,难免要与图数据的挖掘相结合,并借鉴相关的图神经网络的算法模型.虽然高质量的知识图谱对于上层应用具有很大提升效果,但高质量的知识图谱构建需要具有完备的知识、准确的知识表示、常识知识的支撑等,这就使得知识的获取、实体边界的识别、知识的形式化表示、知识的融合和知识的应用等技术面临巨大的挑战.同时,知识图谱还应该不断产生新的知识反哺知识库,这种动态的知识图谱的构建也是知识图谱的一项重要挑战.高效地融合领域知识不但要克服上述的挑战,而且还要一整套知识工程的方法,因此如何引入领域知识和构建高质量的知识图谱是未来对话系统的一项关键技术挑战.基于领域知识的对话系统比较常见,然而常识知识的收集是一个严峻的挑战.因为常识知识通常没有明确存储在现在的知识库中.目前已经研发了一些新的数据集和图谱来促进常识推理的研究,例如Winograd</w:t>
       </w:r>
     </w:p>
     <w:p>
@@ -2055,22 +2055,22 @@
     </w:p>
     <w:p>
       <w:r>
-        <w:t>[239]Roemmele M,Bejan C A,Gordon A S.Choice of plausiblealternatives:An evaluation of commonsense causal reasoning//Proceedings of the AAAI Spring Symposium:LogicalFormalizations of Commonsense Reasoning.Stanford,USA,2007:90-95WANG Pei,M.S.candidate.Her main research interestsinclude task-oriented dialogue system and dialogue manage-ment.YANG Tian,Ph.D.candidate.His main research interestis task-oriented dialogue system.ZHANG Rui,Ph.D.candidate.His main researchinterests include dialogue systems and emotional dialoguegeneration.YIN Kai,M.S.candidate.His main research interest istask-oriented dialogue system.BackgroundAs the core field of artificial intelligence,the dialoguesystem aims to use the techniques of Automatic SpeechRecognition(ASR),Natural Language Understanding(NLU),Dialogue Management(DM),Natural Language Generation(NLG)and Text To Speech(TTS)to imitate the way ofhumans talk and realize the information exchange betweenhumans and computers.In the past few decades,great progresshas been made in natural language processing technology andvoice technology at home and abroad,which has greatlypromoted the development of human-machine dialogue systems.As a result,there have been many human-machine dialoguesystems with practical significance at home and abroad.Atpresent,foreign human-machine dialogue system researchhas entered a relatively mature stage.In China,it was notuntil the 1990sthat the study of human-machine dialoguesystem began to be attempted due to Chinese has the charac-teristics of language complexity,more and freely positionedfunction words,and flexible semantic transformation.Thedomestic human-machine dialogue system mostly analyzes themechanism of the ALICE system,rewrites the structure ofthe ALICE system,and writes the knowledge based usingthe AIML language.In recent years,domestic human-machinedialogue system research has made considerable progress,such as the Benben robot of Harbin Institute of Technologyand the Qrobot of Tencent,which can achieve basic dialogue.This paper introduces the development process anddivision of human-machine dialogue systems,and summarizesthe frontier research methods of task-oriented dialogue system,focusing on analyzing and comparing the representativealgorithms of deep learning technology and traditionalalgorithms.Finally,Our paper discusses the issue of limitingthe development of task-based dialogue systems and high-lights some future trends of task-oriented dialogue system,with the hope of providing a valuable reference in its futuredevelopment.This paper is partially supported by the Science andTechnology Program of Guangzhou,China(No.201802010025),the University Innovation and Entrepreneurship EducationFund Project of Guangzhou(No.2019PT103),and theNatural Science Foundation of Guangdong Province,China(No.2019A1515011792).These projects aim to enrich thetheory of dialogue systems and develop efficient dialoguesystems to expand the power and applicability of the dialoguesystem in industry.</w:t>
-      </w:r>
-    </w:p>
-    <w:p>
-      <w:r>
-        <w:t>[240] Domain-aware dialogue state tracking with schema prompts[J].Computer Speech and Language.2021,65.101-120.</w:t>
-      </w:r>
-    </w:p>
-    <w:p>
-      <w:r>
-        <w:t>[241] Multi-party task-oriented dialogue systems with dynamic belief graphs[J].Chinese Journal of Computers.2020,43(9).1-15.</w:t>
-      </w:r>
-    </w:p>
-    <w:p>
-      <w:r>
-        <w:t>[242] Vaswani A, Shazeer N, Parmar N, et al. Attention is all you need[A]. NIPS. 2017. 5998-6008.</w:t>
+        <w:t>[239]Roemmele M,Bejan C A,Gordon A S.Choice of plausiblealternatives:An evaluation of commonsense causal reasoning//Proceedings of the AAAI Spring Symposium:LogicalFormalizations of Commonsense Reasoning.Stanford,USA,2011:90-95WANG Pei,M.S.candidate.Her main research interestsinclude task-oriented dialogue system and dialogue manage-ment.YANG Tian,Ph.D.candidate.His main research interestis task-oriented dialogue system.ZHANG Rui,Ph.D.candidate.His main researchinterests include dialogue systems and emotional dialoguegeneration.YIN Kai,M.S.candidate.His main research interest istask-oriented dialogue system.BackgroundAs the core field of artificial intelligence,the dialoguesystem aims to use the techniques of Automatic SpeechRecognition(ASR),Natural Language Understanding(NLU),Dialogue Management(DM),Natural Language Generation(NLG)and Text To Speech(TTS)to imitate the way ofhumans talk and realize the information exchange betweenhumans and computers.In the past few decades,great progresshas been made in natural language processing technology andvoice technology at home and abroad,which has greatlypromoted the development of human-machine dialogue systems.As a result,there have been many human-machine dialoguesystems with practical significance at home and abroad.Atpresent,foreign human-machine dialogue system researchhas entered a relatively mature stage.In China,it was notuntil the 1990sthat the study of human-machine dialoguesystem began to be attempted due to Chinese has the charac-teristics of language complexity,more and freely positionedfunction words,and flexible semantic transformation.Thedomestic human-machine dialogue system mostly analyzes themechanism of the ALICE system,rewrites the structure ofthe ALICE system,and writes the knowledge based usingthe AIML language.In recent years,domestic human-machinedialogue system research has made considerable progress,such as the Benben robot of Harbin Institute of Technologyand the Qrobot of Tencent,which can achieve basic dialogue.This paper introduces the development process anddivision of human-machine dialogue systems,and summarizesthe frontier research methods of task-oriented dialogue system,focusing on analyzing and comparing the representativealgorithms of deep learning technology and traditionalalgorithms.Finally,Our paper discusses the issue of limitingthe development of task-based dialogue systems and high-lights some future trends of task-oriented dialogue system,with the hope of providing a valuable reference in its futuredevelopment.This paper is partially supported by the Science andTechnology Program of Guangzhou,China(No.201802010025),the University Innovation and Entrepreneurship EducationFund Project of Guangzhou(No.2015PT103),and theNatural Science Foundation of Guangdong Province,China(No.2019A1515011792).These projects aim to enrich thetheory of dialogue systems and develop efficient dialoguesystems to expand the power and applicability of the dialoguesystem in industry.</w:t>
+      </w:r>
+    </w:p>
+    <w:p>
+      <w:r>
+        <w:t>[240] Zhang M, Lei T. Domain-aware dialogue state tracking with schema prompts[J]. Computer Speech and Language, 2021, 65: 101-120.</w:t>
+      </w:r>
+    </w:p>
+    <w:p>
+      <w:r>
+        <w:t>[241] Wang P, Yang Z. Multi-party task-oriented dialogue systems with dynamic belief graphs[J]. Chinese Journal of Computers, 2020, 43(9): 1712-1727.</w:t>
+      </w:r>
+    </w:p>
+    <w:p>
+      <w:r>
+        <w:t>[242] Zhong V, Xiong C, Socher R. Seq2SQL: Generating structured queries from natural language using reinforcement learning. 2017. https://arxiv.org/abs/1709.05178</w:t>
       </w:r>
     </w:p>
     <w:sectPr>

--- a/demo/testset/zh_papers/zhaoyangyang_tod/manuscript_injected.docx
+++ b/demo/testset/zh_papers/zhaoyangyang_tod/manuscript_injected.docx
@@ -71,7 +71,7 @@
         <w:t>2 对话系统类型根据不同的应用场景将对话系统分为两种类型:任务型对话系统(task-oriented dialogue systems)和非任务型对话系统(non-task-oriented dialogue systems),非任务型对话系统又称闲聊机器人(chat bots),其对比情况如表1.表[1] 任务型对话系统和非任务型对话系统对比表任务型对话系统非任务型对话系统目的完成任务或动作闲聊特定域(垂直域)领域开放域对话轮数评估越少越好越多越好娱乐、情感陪护、应用场景虚拟个人助理营销沟通典型系统Siri、Cortana、敦煌小冰、度秘小冰任务型对话系统面向垂直领域,目的是使用尽可能少的对话轮数帮助用户完成预定任务或动作,例如预定机票、酒店和餐馆等.大多数任务型对话系统对话数据规模较小,难以通过大量数据进行模型训练,前期需用手工制定的规则解决冷启动问题,这使得对话系统的构建变得昂贵和耗时,限制了对话系统在其他领域的使用.非任务型对话系统面向开放领域,要求其回复具有一致性、多样化和个性化.由于话题自由,因此对系统的知识要求极高.实际的非任务型对话系统容易产生“安全回复”问题,如“我不知道”,“我也是”,“好的”等,使得聊天机器人的大多数答案趋近相同.同时,聊天是一个连续交互的过程,句子的语义需要结合对话上下文才能确定.但目前非任务型对话系统的语料大多是从社交网络爬虫所得,缺乏多轮对话相关的上下文语料,导致非任务型对话系统难以保持上下文信息的一致性.因此,非任务型对话系统离实际应用尚有差距.</w:t>
       </w:r>
       <w:r>
-        <w:t>近期工作也探索了该方向的可扩展性,例如基于结构化约束的建模方法[241]被证明能够显著提升跨领域场景下的鲁棒性.</w:t>
+        <w:t>另有研究从数据增强的角度改进了这一流程,文献[241]报告了在低资源条件下的稳定收益.</w:t>
       </w:r>
     </w:p>
     <w:p>
@@ -106,7 +106,7 @@
     </w:p>
     <w:p>
       <w:r>
-        <w:t>[14]提出使用SVM解决分维度数据类问题,在面对高维空间和过拟合时,具有较强的稳健性,但是其性能的优劣过于依赖对参数和核函数的选取.深度学习兴起后,多分类的神经网络方法已经取得不俗的成绩,比传统的统计学习模型的准确[15-17].文献[18-22]运用卷积神度更高且效率也更高经网络模型(Convolutional Neural Networks,CNN)将查询向量表示为分类特征,Pooling层解决了可变长度的句子的输入问题,但由于其网络视[199]野受限,不能表达长距离的依赖关系.Zhou等人</w:t>
+        <w:t>[14]提出使用SVM解决分维度数据类问题,在面对高维空间和过拟合时,具有较强的稳健性,但是其性能的优劣过于依赖对参数和核函数的选取.深度学习兴起后,多分类的神经网络方法已经取得不俗的成绩,比传统的统计学习模型的准确[15-17].文献[18-22]运用卷积神度更高且效率也更高经网络模型(Convolutional Neural Networks,CNN)将查询向量表示为分类特征,Pooling层解决了可变长度的句子的输入问题,但由于其网络视[237]野受限,不能表达长距离的依赖关系.Zhou等人</w:t>
       </w:r>
     </w:p>
     <w:p>
@@ -184,7 +184,7 @@
         <w:t>[63]和Chen等特征,然后进行学习.例如,Liu等人</w:t>
       </w:r>
       <w:r>
-        <w:t>近期工作也探索了该方向的可扩展性,例如基于结构化约束的建模方法[240]被证明能够显著提升跨领域场景下的鲁棒性.</w:t>
+        <w:t>近期工作也探索了该方向的可扩展性,例如基于结构化约束的建模方法[240]被证明能够提升跨领域场景下的鲁棒性.</w:t>
       </w:r>
     </w:p>
     <w:p>
@@ -209,7 +209,7 @@
     </w:p>
     <w:p>
       <w:r>
-        <w:t>[67]的编码模块作为语言模型,抛采用Transformer弃了RNN和CNN等结构,完全采用注意力机制(Attention)进行输入和输出之间关系的计算.在机器阅读理解顶级水平测试SQuAD1.1的11种不同NLP任务中通过预训练和精调得出最好的结果.最近,百度提出了知识增强的语义表示模型ERNIE(Enhanced Representation from Knowledge Integra-tion),其效果在各类NLP任务上全面超过BERT,例如语言推理、语义相似度、命名实体识别、情感分析和问答匹配等[66].上述模型都消耗资源较多,因此在计算资源充足的情况下,结合预训练模型,可以给下游任务带来一定程度的改善.4多任务学习和迁移学习.大多数NLU任务假设任务不相关,忽略了不同任务之间的联系和差异,将问题拆分为独立的单任务进行学习.多任务学习把多个相关的任务放在一起学习,通过共享因素或共享表示将多个任务联系在一起.例如使用神经网络实现权重共享,对多个任务同时进行训练</w:t>
+        <w:t>[67]的编码模块作为语言模型,抛采用Transformer弃了RNN和CNN等结构,完全采用注意力机制(Attention)进行输入和输出之间关系的计算.在机器阅读理解顶级水平测试SQuAD1.1的11种不同NLP任务中通过预训练和精调得出最好的结果.最近,百度提出了知识增强的语义表示模型ERNIE(Enhanced Representation from Knowledge Integra-tion),其效果在各类NLP任务上全面超过BERT,例如语言推理、语义相似度、命名实体识别、情感分析和问答匹配等[83].上述模型都消耗资源较多,因此在计算资源充足的情况下,结合预训练模型,可以给下游任务带来一定程度的改善.4多任务学习和迁移学习.大多数NLU任务假设任务不相关,忽略了不同任务之间的联系和差异,将问题拆分为独立的单任务进行学习.多任务学习把多个相关的任务放在一起学习,通过共享因素或共享表示将多个任务联系在一起.例如使用神经网络实现权重共享,对多个任务同时进行训练</w:t>
       </w:r>
     </w:p>
     <w:p>
@@ -1180,7 +1180,7 @@
     </w:p>
     <w:p>
       <w:r>
-        <w:t>[64]Chen Y N,Wang W Y,Gershman A,et al.Matrix factori-zation with knowledge graph propagation for unsupervisedspoken language understanding//Proceedings of the 53rdAnnual Meeting of the Association for ComputationalLinguistics and the 7th International Joint Conference onNatural Language Processing.Beijing,China,2015:483-</w:t>
+        <w:t>[64]Chen Y N,Wang W Y,Gershman A,et al.Matrix factori-zation with knowledge graph propagation for unsupervisedspoken language understanding//Proceedings of the 53rdAnnual Meeting of the Association for ComputationalLinguistics and the 7th International Joint Conference onNatural Language Processing.Beijing,China,2011:483-</w:t>
       </w:r>
     </w:p>
     <w:p>
@@ -2055,7 +2055,7 @@
     </w:p>
     <w:p>
       <w:r>
-        <w:t>[239]Roemmele M,Bejan C A,Gordon A S.Choice of plausiblealternatives:An evaluation of commonsense causal reasoning//Proceedings of the AAAI Spring Symposium:LogicalFormalizations of Commonsense Reasoning.Stanford,USA,2011:90-95WANG Pei,M.S.candidate.Her main research interestsinclude task-oriented dialogue system and dialogue manage-ment.YANG Tian,Ph.D.candidate.His main research interestis task-oriented dialogue system.ZHANG Rui,Ph.D.candidate.His main researchinterests include dialogue systems and emotional dialoguegeneration.YIN Kai,M.S.candidate.His main research interest istask-oriented dialogue system.BackgroundAs the core field of artificial intelligence,the dialoguesystem aims to use the techniques of Automatic SpeechRecognition(ASR),Natural Language Understanding(NLU),Dialogue Management(DM),Natural Language Generation(NLG)and Text To Speech(TTS)to imitate the way ofhumans talk and realize the information exchange betweenhumans and computers.In the past few decades,great progresshas been made in natural language processing technology andvoice technology at home and abroad,which has greatlypromoted the development of human-machine dialogue systems.As a result,there have been many human-machine dialoguesystems with practical significance at home and abroad.Atpresent,foreign human-machine dialogue system researchhas entered a relatively mature stage.In China,it was notuntil the 1990sthat the study of human-machine dialoguesystem began to be attempted due to Chinese has the charac-teristics of language complexity,more and freely positionedfunction words,and flexible semantic transformation.Thedomestic human-machine dialogue system mostly analyzes themechanism of the ALICE system,rewrites the structure ofthe ALICE system,and writes the knowledge based usingthe AIML language.In recent years,domestic human-machinedialogue system research has made considerable progress,such as the Benben robot of Harbin Institute of Technologyand the Qrobot of Tencent,which can achieve basic dialogue.This paper introduces the development process anddivision of human-machine dialogue systems,and summarizesthe frontier research methods of task-oriented dialogue system,focusing on analyzing and comparing the representativealgorithms of deep learning technology and traditionalalgorithms.Finally,Our paper discusses the issue of limitingthe development of task-based dialogue systems and high-lights some future trends of task-oriented dialogue system,with the hope of providing a valuable reference in its futuredevelopment.This paper is partially supported by the Science andTechnology Program of Guangzhou,China(No.201802010025),the University Innovation and Entrepreneurship EducationFund Project of Guangzhou(No.2015PT103),and theNatural Science Foundation of Guangdong Province,China(No.2019A1515011792).These projects aim to enrich thetheory of dialogue systems and develop efficient dialoguesystems to expand the power and applicability of the dialoguesystem in industry.</w:t>
+        <w:t>[239]Roemmele M,Bejan C A,Gordon A S.Choice of plausiblealternatives:An evaluation of commonsense causal reasoning//Proceedings of the AAAI Spring Symposium:LogicalFormalizations of Commonsense Reasoning.Stanford,USA,2011:90-95WANG Pei,M.S.candidate.Her main research interestsinclude task-oriented dialogue system and dialogue manage-ment.YANG Tian,Ph.D.candidate.His main research interestis task-oriented dialogue system.ZHANG Rui,Ph.D.candidate.His main researchinterests include dialogue systems and emotional dialoguegeneration.YIN Kai,M.S.candidate.His main research interest istask-oriented dialogue system.BackgroundAs the core field of artificial intelligence,the dialoguesystem aims to use the techniques of Automatic SpeechRecognition(ASR),Natural Language Understanding(NLU),Dialogue Management(DM),Natural Language Generation(NLG)and Text To Speech(TTS)to imitate the way ofhumans talk and realize the information exchange betweenhumans and computers.In the past few decades,great progresshas been made in natural language processing technology andvoice technology at home and abroad,which has greatlypromoted the development of human-machine dialogue systems.As a result,there have been many human-machine dialoguesystems with practical significance at home and abroad.Atpresent,foreign human-machine dialogue system researchhas entered a relatively mature stage.In China,it was notuntil the 1990sthat the study of human-machine dialoguesystem began to be attempted due to Chinese has the charac-teristics of language complexity,more and freely positionedfunction words,and flexible semantic transformation.Thedomestic human-machine dialogue system mostly analyzes themechanism of the ALICE system,rewrites the structure ofthe ALICE system,and writes the knowledge based usingthe AIML language.In recent years,domestic human-machinedialogue system research has made considerable progress,such as the Benben robot of Harbin Institute of Technologyand the Qrobot of Tencent,which can achieve basic dialogue.This paper introduces the development process anddivision of human-machine dialogue systems,and summarizesthe frontier research methods of task-oriented dialogue system,focusing on analyzing and comparing the representativealgorithms of deep learning technology and traditionalalgorithms.Finally,Our paper discusses the issue of limitingthe development of task-based dialogue systems and high-lights some future trends of task-oriented dialogue system,with the hope of providing a valuable reference in its futuredevelopment.This paper is partially supported by the Science andTechnology Program of Guangzhou,China(No.201802010025),the University Innovation and Entrepreneurship EducationFund Project of Guangzhou(No.2019PT103),and theNatural Science Foundation of Guangdong Province,China(No.2019A1515011792).These projects aim to enrich thetheory of dialogue systems and develop efficient dialoguesystems to expand the power and applicability of the dialoguesystem in industry.</w:t>
       </w:r>
     </w:p>
     <w:p>

--- a/demo/testset/zh_papers/zhaoyangyang_tod/manuscript_injected.docx
+++ b/demo/testset/zh_papers/zhaoyangyang_tod/manuscript_injected.docx
@@ -17446,12 +17446,12 @@
     </w:p>
     <w:p>
       <w:r>
-        <w:t>[240] Zhang M, Lei T. Domain-aware dialogue state tracking with schema prompts[J]. Computer Speech and Language, 2021, 65: 101-120.</w:t>
-      </w:r>
-    </w:p>
-    <w:p>
-      <w:r>
-        <w:t>[241] Wang P, Yang Z. Multi-party task-oriented dialogue systems with dynamic belief graphs[J]. Chinese Journal of Computers, 2020, 43(9): 1712-1727.</w:t>
+        <w:t>[240] Zhang M, Lei T. Domain-aware dialogue state tracking with schema prompts. Computer Speech and Language, 2021, 65: 101-120.</w:t>
+      </w:r>
+    </w:p>
+    <w:p>
+      <w:r>
+        <w:t>[241] Wang P, Yang Z. Multi-party task-oriented dialogue systems with dynamic belief graphs. Chinese Journal of Computers, 2020, 43(9): 1712-1727.</w:t>
       </w:r>
     </w:p>
     <w:p>
